--- a/docs/notes/VCL2FMXConverter_v5_Contract_System_Overview.docx
+++ b/docs/notes/VCL2FMXConverter_v5_Contract_System_Overview.docx
@@ -62,7 +62,7 @@
         <w:t xml:space="preserve">[v5.0 current contract baseline] The </w:t>
       </w:r>
       <w:r>
-        <w:t>current v5.0 suite contains 194 executable expectations</w:t>
+        <w:t>current v5.0 suite contains 198 executable expectations</w:t>
       </w:r>
       <w:r>
         <w:t>. The suite includes dry-run preview accounting, report-card layout, include analysis, Windows messaging categories, DFM/FMXL fidelity checks, semantic structure checks, mapping assistance, graphics/GDI handling, and protected uses cleanup.</w:t>
